--- a/documentatie/planning en evaluatie/evaluatie.docx
+++ b/documentatie/planning en evaluatie/evaluatie.docx
@@ -10,7 +10,6 @@
           <w:docPartUnique/>
         </w:docPartObj>
       </w:sdtPr>
-      <w:sdtEndPr/>
       <w:sdtContent>
         <w:p>
           <w:r>
@@ -267,7 +266,7 @@
               </mc:Choice>
               <mc:Fallback xmlns:arto="http://schemas.microsoft.com/office/word/2006/arto">
                 <w:pict>
-                  <v:group w14:anchorId="74B91C82" id="Groep 48" o:spid="_x0000_s1026" style="position:absolute;margin-left:0;margin-top:0;width:8in;height:95.7pt;z-index:251662336;mso-width-percent:941;mso-height-percent:121;mso-top-percent:23;mso-position-horizontal:center;mso-position-horizontal-relative:page;mso-position-vertical-relative:page;mso-width-percent:941;mso-height-percent:121;mso-top-percent:23" coordorigin="" coordsize="73152,12161" o:gfxdata="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">
+                  <v:group w14:anchorId="499E79D4" id="Groep 48" o:spid="_x0000_s1026" style="position:absolute;margin-left:0;margin-top:0;width:8in;height:95.7pt;z-index:251658243;mso-width-percent:941;mso-height-percent:121;mso-top-percent:23;mso-position-horizontal:center;mso-position-horizontal-relative:page;mso-position-vertical-relative:page;mso-width-percent:941;mso-height-percent:121;mso-top-percent:23" coordorigin="" coordsize="73152,12161" o:gfxdata="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">
                     <v:shape id="Rechthoek 51" o:spid="_x0000_s1027" style="position:absolute;width:73152;height:11303;visibility:visible;mso-wrap-style:square;v-text-anchor:middle" coordsize="7312660,1129665" o:gfxdata="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" path="m,l7312660,r,1129665l3619500,733425,,1091565,,xe" fillcolor="#156082 [3204]" stroked="f" strokeweight="1pt">
                       <v:stroke joinstyle="miter"/>
                       <v:path arrowok="t" o:connecttype="custom" o:connectlocs="0,0;7315200,0;7315200,1130373;3620757,733885;0,1092249;0,0" o:connectangles="0,0,0,0,0,0"/>
@@ -654,7 +653,6 @@
                                   <w:dataBinding w:prefixMappings="xmlns:ns0='http://purl.org/dc/elements/1.1/' xmlns:ns1='http://schemas.openxmlformats.org/package/2006/metadata/core-properties' " w:xpath="/ns1:coreProperties[1]/ns0:subject[1]" w:storeItemID="{6C3C8BC8-F283-45AE-878A-BAB7291924A1}"/>
                                   <w:text/>
                                 </w:sdtPr>
-                                <w:sdtEndPr/>
                                 <w:sdtContent>
                                   <w:p>
                                     <w:pPr>
@@ -784,7 +782,6 @@
                             <w:dataBinding w:prefixMappings="xmlns:ns0='http://purl.org/dc/elements/1.1/' xmlns:ns1='http://schemas.openxmlformats.org/package/2006/metadata/core-properties' " w:xpath="/ns1:coreProperties[1]/ns0:subject[1]" w:storeItemID="{6C3C8BC8-F283-45AE-878A-BAB7291924A1}"/>
                             <w:text/>
                           </w:sdtPr>
-                          <w:sdtEndPr/>
                           <w:sdtContent>
                             <w:p>
                               <w:pPr>
@@ -861,6 +858,13 @@
     </w:sdt>
     <w:sdt>
       <w:sdtPr>
+        <w:rPr>
+          <w:rFonts w:asciiTheme="minorHAnsi" w:eastAsiaTheme="minorHAnsi" w:hAnsiTheme="minorHAnsi" w:cstheme="minorBidi"/>
+          <w:color w:val="auto"/>
+          <w:sz w:val="24"/>
+          <w:szCs w:val="24"/>
+          <w:lang w:eastAsia="en-US"/>
+        </w:rPr>
         <w:id w:val="1408104662"/>
         <w:docPartObj>
           <w:docPartGallery w:val="Table of Contents"/>
@@ -869,13 +873,8 @@
       </w:sdtPr>
       <w:sdtEndPr>
         <w:rPr>
-          <w:rFonts w:asciiTheme="minorHAnsi" w:eastAsiaTheme="minorHAnsi" w:hAnsiTheme="minorHAnsi" w:cstheme="minorBidi"/>
           <w:b/>
           <w:bCs/>
-          <w:color w:val="auto"/>
-          <w:sz w:val="24"/>
-          <w:szCs w:val="24"/>
-          <w:lang w:eastAsia="en-US"/>
         </w:rPr>
       </w:sdtEndPr>
       <w:sdtContent>
@@ -910,7 +909,7 @@
           <w:r>
             <w:fldChar w:fldCharType="separate"/>
           </w:r>
-          <w:hyperlink w:anchor="_Toc219808753" w:history="1">
+          <w:hyperlink w:anchor="_Toc219811186" w:history="1">
             <w:r>
               <w:rPr>
                 <w:rStyle w:val="Hyperlink"/>
@@ -937,7 +936,7 @@
                 <w:noProof/>
                 <w:webHidden/>
               </w:rPr>
-              <w:instrText xml:space="preserve"> PAGEREF _Toc219808753 \h </w:instrText>
+              <w:instrText xml:space="preserve"> PAGEREF _Toc219811186 \h </w:instrText>
             </w:r>
             <w:r>
               <w:rPr>
@@ -982,7 +981,7 @@
               <w14:ligatures w14:val="standardContextual"/>
             </w:rPr>
           </w:pPr>
-          <w:hyperlink w:anchor="_Toc219808754" w:history="1">
+          <w:hyperlink w:anchor="_Toc219811187" w:history="1">
             <w:r>
               <w:rPr>
                 <w:rStyle w:val="Hyperlink"/>
@@ -1009,7 +1008,7 @@
                 <w:noProof/>
                 <w:webHidden/>
               </w:rPr>
-              <w:instrText xml:space="preserve"> PAGEREF _Toc219808754 \h </w:instrText>
+              <w:instrText xml:space="preserve"> PAGEREF _Toc219811187 \h </w:instrText>
             </w:r>
             <w:r>
               <w:rPr>
@@ -1054,13 +1053,13 @@
               <w14:ligatures w14:val="standardContextual"/>
             </w:rPr>
           </w:pPr>
-          <w:hyperlink w:anchor="_Toc219808755" w:history="1">
+          <w:hyperlink w:anchor="_Toc219811188" w:history="1">
             <w:r>
               <w:rPr>
                 <w:rStyle w:val="Hyperlink"/>
                 <w:noProof/>
               </w:rPr>
-              <w:t>Evaluatie Gijs</w:t>
+              <w:t>Future improvements</w:t>
             </w:r>
             <w:r>
               <w:rPr>
@@ -1081,7 +1080,7 @@
                 <w:noProof/>
                 <w:webHidden/>
               </w:rPr>
-              <w:instrText xml:space="preserve"> PAGEREF _Toc219808755 \h </w:instrText>
+              <w:instrText xml:space="preserve"> PAGEREF _Toc219811188 \h </w:instrText>
             </w:r>
             <w:r>
               <w:rPr>
@@ -1126,13 +1125,13 @@
               <w14:ligatures w14:val="standardContextual"/>
             </w:rPr>
           </w:pPr>
-          <w:hyperlink w:anchor="_Toc219808756" w:history="1">
+          <w:hyperlink w:anchor="_Toc219811189" w:history="1">
             <w:r>
               <w:rPr>
                 <w:rStyle w:val="Hyperlink"/>
                 <w:noProof/>
               </w:rPr>
-              <w:t>Evaluatie Sven</w:t>
+              <w:t>Evaluatie Gijs</w:t>
             </w:r>
             <w:r>
               <w:rPr>
@@ -1153,7 +1152,79 @@
                 <w:noProof/>
                 <w:webHidden/>
               </w:rPr>
-              <w:instrText xml:space="preserve"> PAGEREF _Toc219808756 \h </w:instrText>
+              <w:instrText xml:space="preserve"> PAGEREF _Toc219811189 \h </w:instrText>
+            </w:r>
+            <w:r>
+              <w:rPr>
+                <w:noProof/>
+                <w:webHidden/>
+              </w:rPr>
+            </w:r>
+            <w:r>
+              <w:rPr>
+                <w:noProof/>
+                <w:webHidden/>
+              </w:rPr>
+              <w:fldChar w:fldCharType="separate"/>
+            </w:r>
+            <w:r>
+              <w:rPr>
+                <w:noProof/>
+                <w:webHidden/>
+              </w:rPr>
+              <w:t>3</w:t>
+            </w:r>
+            <w:r>
+              <w:rPr>
+                <w:noProof/>
+                <w:webHidden/>
+              </w:rPr>
+              <w:fldChar w:fldCharType="end"/>
+            </w:r>
+          </w:hyperlink>
+        </w:p>
+        <w:p>
+          <w:pPr>
+            <w:pStyle w:val="TOC1"/>
+            <w:tabs>
+              <w:tab w:val="right" w:leader="dot" w:pos="9016"/>
+            </w:tabs>
+            <w:rPr>
+              <w:rFonts w:eastAsiaTheme="minorEastAsia"/>
+              <w:noProof/>
+              <w:kern w:val="2"/>
+              <w:lang w:eastAsia="nl-NL"/>
+              <w14:ligatures w14:val="standardContextual"/>
+            </w:rPr>
+          </w:pPr>
+          <w:hyperlink w:anchor="_Toc219811190" w:history="1">
+            <w:r>
+              <w:rPr>
+                <w:rStyle w:val="Hyperlink"/>
+                <w:noProof/>
+              </w:rPr>
+              <w:t>Evaluatie Sven</w:t>
+            </w:r>
+            <w:r>
+              <w:rPr>
+                <w:noProof/>
+                <w:webHidden/>
+              </w:rPr>
+              <w:tab/>
+            </w:r>
+            <w:r>
+              <w:rPr>
+                <w:noProof/>
+                <w:webHidden/>
+              </w:rPr>
+              <w:fldChar w:fldCharType="begin"/>
+            </w:r>
+            <w:r>
+              <w:rPr>
+                <w:noProof/>
+                <w:webHidden/>
+              </w:rPr>
+              <w:instrText xml:space="preserve"> PAGEREF _Toc219811190 \h </w:instrText>
             </w:r>
             <w:r>
               <w:rPr>
@@ -1199,7 +1270,7 @@
       <w:pPr>
         <w:pStyle w:val="Heading1"/>
       </w:pPr>
-      <w:bookmarkStart w:id="0" w:name="_Toc219808753"/>
+      <w:bookmarkStart w:id="0" w:name="_Toc219811186"/>
       <w:r>
         <w:t>Eindstand van het project</w:t>
       </w:r>
@@ -1345,10 +1416,7 @@
         <w:t>P</w:t>
       </w:r>
       <w:r>
-        <w:t>LC</w:t>
-      </w:r>
-      <w:r>
-        <w:t xml:space="preserve"> opstelling</w:t>
+        <w:t>LC opstelling</w:t>
       </w:r>
       <w:proofErr w:type="gramEnd"/>
       <w:r>
@@ -1392,7 +1460,7 @@
           <w:szCs w:val="24"/>
         </w:rPr>
       </w:pPr>
-      <w:bookmarkStart w:id="1" w:name="_Toc219808754"/>
+      <w:bookmarkStart w:id="1" w:name="_Toc219811187"/>
       <w:r>
         <w:t xml:space="preserve">Controle PVE </w:t>
       </w:r>
@@ -1570,12 +1638,14 @@
             <w:pPr>
               <w:rPr>
                 <w:b/>
+                <w:bCs/>
                 <w:highlight w:val="yellow"/>
               </w:rPr>
             </w:pPr>
             <w:r>
               <w:rPr>
                 <w:b/>
+                <w:bCs/>
                 <w:highlight w:val="yellow"/>
               </w:rPr>
               <w:t>1 </w:t>
@@ -1680,12 +1750,14 @@
             <w:pPr>
               <w:rPr>
                 <w:b/>
+                <w:bCs/>
                 <w:highlight w:val="green"/>
               </w:rPr>
             </w:pPr>
             <w:r>
               <w:rPr>
                 <w:b/>
+                <w:bCs/>
                 <w:highlight w:val="green"/>
               </w:rPr>
               <w:t>2 </w:t>
@@ -1788,12 +1860,14 @@
             <w:pPr>
               <w:rPr>
                 <w:b/>
+                <w:bCs/>
                 <w:highlight w:val="green"/>
               </w:rPr>
             </w:pPr>
             <w:r>
               <w:rPr>
                 <w:b/>
+                <w:bCs/>
                 <w:highlight w:val="green"/>
               </w:rPr>
               <w:t>3 </w:t>
@@ -1898,12 +1972,14 @@
             <w:pPr>
               <w:rPr>
                 <w:b/>
+                <w:bCs/>
                 <w:highlight w:val="green"/>
               </w:rPr>
             </w:pPr>
             <w:r>
               <w:rPr>
                 <w:b/>
+                <w:bCs/>
                 <w:highlight w:val="green"/>
               </w:rPr>
               <w:t>4 </w:t>
@@ -2006,12 +2082,14 @@
             <w:pPr>
               <w:rPr>
                 <w:b/>
+                <w:bCs/>
                 <w:highlight w:val="green"/>
               </w:rPr>
             </w:pPr>
             <w:r>
               <w:rPr>
                 <w:b/>
+                <w:bCs/>
                 <w:highlight w:val="green"/>
               </w:rPr>
               <w:t>5 </w:t>
@@ -2116,12 +2194,14 @@
             <w:pPr>
               <w:rPr>
                 <w:b/>
+                <w:bCs/>
                 <w:highlight w:val="green"/>
               </w:rPr>
             </w:pPr>
             <w:r>
               <w:rPr>
                 <w:b/>
+                <w:bCs/>
                 <w:highlight w:val="green"/>
               </w:rPr>
               <w:t>6 </w:t>
@@ -2238,12 +2318,14 @@
             <w:pPr>
               <w:rPr>
                 <w:b/>
+                <w:bCs/>
                 <w:highlight w:val="green"/>
               </w:rPr>
             </w:pPr>
             <w:r>
               <w:rPr>
                 <w:b/>
+                <w:bCs/>
                 <w:highlight w:val="green"/>
               </w:rPr>
               <w:t>7 </w:t>
@@ -2370,12 +2452,14 @@
             <w:pPr>
               <w:rPr>
                 <w:b/>
+                <w:bCs/>
                 <w:highlight w:val="green"/>
               </w:rPr>
             </w:pPr>
             <w:r>
               <w:rPr>
                 <w:b/>
+                <w:bCs/>
                 <w:highlight w:val="green"/>
               </w:rPr>
               <w:t>8 </w:t>
@@ -2478,12 +2562,14 @@
             <w:pPr>
               <w:rPr>
                 <w:b/>
+                <w:bCs/>
                 <w:highlight w:val="green"/>
               </w:rPr>
             </w:pPr>
             <w:r>
               <w:rPr>
                 <w:b/>
+                <w:bCs/>
                 <w:highlight w:val="green"/>
               </w:rPr>
               <w:t>9 </w:t>
@@ -2588,12 +2674,14 @@
             <w:pPr>
               <w:rPr>
                 <w:b/>
+                <w:bCs/>
                 <w:highlight w:val="yellow"/>
               </w:rPr>
             </w:pPr>
             <w:r>
               <w:rPr>
                 <w:b/>
+                <w:bCs/>
                 <w:highlight w:val="yellow"/>
               </w:rPr>
               <w:t>10 </w:t>
@@ -2696,12 +2784,14 @@
             <w:pPr>
               <w:rPr>
                 <w:b/>
+                <w:bCs/>
                 <w:highlight w:val="green"/>
               </w:rPr>
             </w:pPr>
             <w:r>
               <w:rPr>
                 <w:b/>
+                <w:bCs/>
                 <w:highlight w:val="green"/>
               </w:rPr>
               <w:t>11 </w:t>
@@ -2806,12 +2896,14 @@
             <w:pPr>
               <w:rPr>
                 <w:b/>
+                <w:bCs/>
                 <w:highlight w:val="green"/>
               </w:rPr>
             </w:pPr>
             <w:r>
               <w:rPr>
                 <w:b/>
+                <w:bCs/>
                 <w:highlight w:val="green"/>
               </w:rPr>
               <w:t>12 </w:t>
@@ -2922,12 +3014,14 @@
             <w:pPr>
               <w:rPr>
                 <w:b/>
+                <w:bCs/>
                 <w:highlight w:val="green"/>
               </w:rPr>
             </w:pPr>
             <w:r>
               <w:rPr>
                 <w:b/>
+                <w:bCs/>
                 <w:highlight w:val="green"/>
               </w:rPr>
               <w:t>13 </w:t>
@@ -3414,12 +3508,14 @@
             <w:pPr>
               <w:rPr>
                 <w:b/>
+                <w:bCs/>
                 <w:highlight w:val="yellow"/>
               </w:rPr>
             </w:pPr>
             <w:r>
               <w:rPr>
                 <w:b/>
+                <w:bCs/>
                 <w:highlight w:val="yellow"/>
               </w:rPr>
               <w:t>17 </w:t>
@@ -4092,7 +4188,6 @@
             <w:pPr>
               <w:rPr>
                 <w:b/>
-                <w:bCs/>
                 <w:highlight w:val="red"/>
               </w:rPr>
             </w:pPr>
@@ -4253,16 +4348,70 @@
       <w:pPr>
         <w:pStyle w:val="Heading1"/>
       </w:pPr>
+      <w:bookmarkStart w:id="2" w:name="_Toc219811188"/>
+      <w:proofErr w:type="spellStart"/>
+      <w:r>
+        <w:t>Future</w:t>
+      </w:r>
+      <w:proofErr w:type="spellEnd"/>
+      <w:r>
+        <w:t xml:space="preserve"> </w:t>
+      </w:r>
+      <w:proofErr w:type="spellStart"/>
+      <w:r>
+        <w:t>improvements</w:t>
+      </w:r>
+      <w:bookmarkEnd w:id="2"/>
+      <w:proofErr w:type="spellEnd"/>
+    </w:p>
+    <w:p>
+      <w:r>
+        <w:t xml:space="preserve">In de toekomst hadden we nog graag het project </w:t>
+      </w:r>
+      <w:r>
+        <w:t xml:space="preserve">willen </w:t>
+      </w:r>
+      <w:proofErr w:type="gramStart"/>
+      <w:r>
+        <w:t>af maken</w:t>
+      </w:r>
+      <w:proofErr w:type="gramEnd"/>
+      <w:r>
+        <w:t xml:space="preserve">. We hadden graag een compleet werkende machine gehad maar dat is door </w:t>
+      </w:r>
+      <w:proofErr w:type="gramStart"/>
+      <w:r>
+        <w:t>eerder genoemde</w:t>
+      </w:r>
+      <w:proofErr w:type="gramEnd"/>
+      <w:r>
+        <w:t xml:space="preserve"> redenen niet gelukt. </w:t>
+      </w:r>
+      <w:r>
+        <w:t>In de toekomst als het blijkt dat de machine volledig naar behoren functioneer</w:t>
+      </w:r>
+      <w:r>
+        <w:t xml:space="preserve">t zou het nog kunnen worden geïntegreerd in de fabriek, hiervoor hadden we al een paar concepten gemaakt maar deze zouden dan </w:t>
+      </w:r>
+      <w:r>
+        <w:t>volledig moeten worden uitgewerkt.</w:t>
+      </w:r>
+      <w:r>
+        <w:t xml:space="preserve"> Ook zouden we voor de motor van de staalborstel een andere motor kiezen, hiervoor gebruiken we nu ook een servomotor maar </w:t>
+      </w:r>
+      <w:r>
+        <w:t xml:space="preserve">we wouden hier eigenlijk gewoon een dc-motor voor willen gebruiken. </w:t>
+      </w:r>
     </w:p>
     <w:p>
       <w:pPr>
         <w:pStyle w:val="Heading1"/>
       </w:pPr>
-      <w:bookmarkStart w:id="2" w:name="_Toc219808755"/>
+      <w:bookmarkStart w:id="3" w:name="_Toc219811189"/>
       <w:r>
         <w:t>Evaluatie Gijs</w:t>
       </w:r>
-      <w:bookmarkEnd w:id="2"/>
+      <w:bookmarkEnd w:id="3"/>
     </w:p>
     <w:p>
       <w:r>
@@ -4321,11 +4470,11 @@
       <w:pPr>
         <w:pStyle w:val="Heading1"/>
       </w:pPr>
-      <w:bookmarkStart w:id="3" w:name="_Toc219808756"/>
+      <w:bookmarkStart w:id="4" w:name="_Toc219811190"/>
       <w:r>
         <w:t>Evaluatie Sven</w:t>
       </w:r>
-      <w:bookmarkEnd w:id="3"/>
+      <w:bookmarkEnd w:id="4"/>
     </w:p>
     <w:p>
       <w:r>
@@ -4461,7 +4610,19 @@
         <w:t xml:space="preserve">verbetering kan worden geboekt in de communicatie. Hoewel deze </w:t>
       </w:r>
       <w:r>
-        <w:t xml:space="preserve">helemaal niet per se slecht was, </w:t>
+        <w:t xml:space="preserve">helemaal </w:t>
+      </w:r>
+      <w:r>
+        <w:t xml:space="preserve">niet </w:t>
+      </w:r>
+      <w:r>
+        <w:t xml:space="preserve">per se </w:t>
+      </w:r>
+      <w:r>
+        <w:t xml:space="preserve">slecht </w:t>
+      </w:r>
+      <w:r>
+        <w:t xml:space="preserve">was, </w:t>
       </w:r>
       <w:r>
         <w:t xml:space="preserve">merk ik een cultuurverschil </w:t>
@@ -4502,7 +4663,10 @@
         <w:t>Ook ben ik trots op het feit dat we met 0 budget en schaars te kiezen onderdelen een toch wel net uitziende machine hebben weten neer te zetten</w:t>
       </w:r>
       <w:r>
-        <w:t>, ook al is deze niet af.</w:t>
+        <w:t>, ook al is deze niet af</w:t>
+      </w:r>
+      <w:r>
+        <w:t>.</w:t>
       </w:r>
       <w:r>
         <w:t xml:space="preserve"> </w:t>
@@ -4961,6 +5125,7 @@
   <w:style w:type="character" w:default="1" w:styleId="DefaultParagraphFont">
     <w:name w:val="Default Paragraph Font"/>
     <w:uiPriority w:val="1"/>
+    <w:semiHidden/>
     <w:unhideWhenUsed/>
   </w:style>
   <w:style w:type="table" w:default="1" w:styleId="TableNormal">
@@ -5033,7 +5198,7 @@
     <w:uiPriority w:val="39"/>
     <w:unhideWhenUsed/>
     <w:qFormat/>
-    <w:rsid w:val="00E208DC"/>
+    <w:rsid w:val="005E36C5"/>
     <w:pPr>
       <w:spacing w:line="259" w:lineRule="auto"/>
       <w:outlineLvl w:val="9"/>
@@ -5049,7 +5214,7 @@
     <w:autoRedefine/>
     <w:uiPriority w:val="39"/>
     <w:unhideWhenUsed/>
-    <w:rsid w:val="00E208DC"/>
+    <w:rsid w:val="005E36C5"/>
     <w:pPr>
       <w:spacing w:after="100"/>
     </w:pPr>
@@ -5059,7 +5224,7 @@
     <w:basedOn w:val="DefaultParagraphFont"/>
     <w:uiPriority w:val="99"/>
     <w:unhideWhenUsed/>
-    <w:rsid w:val="00E208DC"/>
+    <w:rsid w:val="005E36C5"/>
     <w:rPr>
       <w:color w:val="467886" w:themeColor="hyperlink"/>
       <w:u w:val="single"/>
@@ -5553,7 +5718,7 @@
 </file>
 
 <file path=customXml/itemProps3.xml><?xml version="1.0" encoding="utf-8"?>
-<ds:datastoreItem xmlns:ds="http://schemas.openxmlformats.org/officeDocument/2006/customXml" ds:itemID="{C9F3E5E6-E654-4566-A74C-2D4DE5CDCFCD}">
+<ds:datastoreItem xmlns:ds="http://schemas.openxmlformats.org/officeDocument/2006/customXml" ds:itemID="{F2D8B62D-893D-4E7B-8536-AA89D234D73B}">
   <ds:schemaRefs>
     <ds:schemaRef ds:uri="http://schemas.openxmlformats.org/officeDocument/2006/bibliography"/>
   </ds:schemaRefs>
